--- a/Task 2/DWH_Aliaksei_Papou_Business_Template_Task2.docx
+++ b/Task 2/DWH_Aliaksei_Papou_Business_Template_Task2.docx
@@ -294,10 +294,10 @@
         <w:pStyle w:val="ContentsHeading"/>
         <w:rPr/>
       </w:pPr>
-      <w:bookmarkStart w:id="0" w:name="_Toc4475558"/>
-      <w:bookmarkStart w:id="1" w:name="_Toc2484421"/>
-      <w:bookmarkStart w:id="2" w:name="_Toc456600918"/>
-      <w:bookmarkStart w:id="3" w:name="_Toc456598587"/>
+      <w:bookmarkStart w:id="0" w:name="_Toc456598587"/>
+      <w:bookmarkStart w:id="1" w:name="_Toc456600918"/>
+      <w:bookmarkStart w:id="2" w:name="_Toc2484421"/>
+      <w:bookmarkStart w:id="3" w:name="_Toc4475558"/>
       <w:bookmarkEnd w:id="0"/>
       <w:bookmarkEnd w:id="1"/>
       <w:bookmarkEnd w:id="2"/>
@@ -1254,15 +1254,15 @@
         </w:rPr>
       </w:r>
       <w:bookmarkStart w:id="4" w:name="_Toc4565985871"/>
-      <w:bookmarkStart w:id="5" w:name="_Toc24844211"/>
+      <w:bookmarkStart w:id="5" w:name="_Toc44755581"/>
       <w:bookmarkStart w:id="6" w:name="_Toc4566009181"/>
-      <w:bookmarkStart w:id="7" w:name="_Section_1"/>
-      <w:bookmarkStart w:id="8" w:name="_Toc44755581"/>
+      <w:bookmarkStart w:id="7" w:name="_Toc24844211"/>
+      <w:bookmarkStart w:id="8" w:name="_Section_1"/>
       <w:bookmarkStart w:id="9" w:name="_Toc4565985871"/>
-      <w:bookmarkStart w:id="10" w:name="_Toc24844211"/>
+      <w:bookmarkStart w:id="10" w:name="_Toc44755581"/>
       <w:bookmarkStart w:id="11" w:name="_Toc4566009181"/>
-      <w:bookmarkStart w:id="12" w:name="_Section_1"/>
-      <w:bookmarkStart w:id="13" w:name="_Toc44755581"/>
+      <w:bookmarkStart w:id="12" w:name="_Toc24844211"/>
+      <w:bookmarkStart w:id="13" w:name="_Section_1"/>
       <w:bookmarkEnd w:id="9"/>
       <w:bookmarkEnd w:id="10"/>
       <w:bookmarkEnd w:id="11"/>
@@ -1278,9 +1278,9 @@
         <w:ind w:left="431" w:hanging="431"/>
         <w:rPr/>
       </w:pPr>
-      <w:bookmarkStart w:id="14" w:name="_Toc412572569"/>
+      <w:bookmarkStart w:id="14" w:name="_Toc155614186"/>
       <w:bookmarkStart w:id="15" w:name="_Toc509167633"/>
-      <w:bookmarkStart w:id="16" w:name="_Toc155614186"/>
+      <w:bookmarkStart w:id="16" w:name="_Toc412572569"/>
       <w:r>
         <w:rPr/>
         <w:t>Business Description</w:t>
@@ -1296,9 +1296,9 @@
         <w:ind w:left="851" w:hanging="851"/>
         <w:rPr/>
       </w:pPr>
-      <w:bookmarkStart w:id="17" w:name="_Toc155614187"/>
+      <w:bookmarkStart w:id="17" w:name="_Toc412572570"/>
       <w:bookmarkStart w:id="18" w:name="_Toc509167634"/>
-      <w:bookmarkStart w:id="19" w:name="_Toc412572570"/>
+      <w:bookmarkStart w:id="19" w:name="_Toc155614187"/>
       <w:r>
         <w:rPr/>
         <w:t>Business background</w:t>
@@ -1332,9 +1332,9 @@
         <w:ind w:left="851" w:hanging="851"/>
         <w:rPr/>
       </w:pPr>
-      <w:bookmarkStart w:id="20" w:name="_Toc412572571"/>
+      <w:bookmarkStart w:id="20" w:name="_Toc509167635"/>
       <w:bookmarkStart w:id="21" w:name="_Toc155614188"/>
-      <w:bookmarkStart w:id="22" w:name="_Toc509167635"/>
+      <w:bookmarkStart w:id="22" w:name="_Toc412572571"/>
       <w:r>
         <w:rPr/>
         <w:t xml:space="preserve">Problems because of poor </w:t>
@@ -1533,9 +1533,9 @@
         <w:ind w:left="851" w:hanging="851"/>
         <w:rPr/>
       </w:pPr>
-      <w:bookmarkStart w:id="23" w:name="_Toc412572572"/>
+      <w:bookmarkStart w:id="23" w:name="_Toc155614189"/>
       <w:bookmarkStart w:id="24" w:name="_Toc509167636"/>
-      <w:bookmarkStart w:id="25" w:name="_Toc155614189"/>
+      <w:bookmarkStart w:id="25" w:name="_Toc412572572"/>
       <w:r>
         <w:rPr/>
         <w:t>Benefits from implementing a Data Warehouse</w:t>
@@ -2545,7 +2545,7 @@
           <w:sz w:val="28"/>
           <w:szCs w:val="28"/>
         </w:rPr>
-        <w:t xml:space="preserve">Payment: </w:t>
+        <w:t xml:space="preserve">Payment Methods: </w:t>
       </w:r>
       <w:r>
         <w:rPr>
@@ -2559,7 +2559,7 @@
           <w:sz w:val="28"/>
           <w:szCs w:val="28"/>
         </w:rPr>
-        <w:t>Payment method (Apple Pay, Cash, Installments), payment date, and transaction status (Completed, Pending, Refunded).</w:t>
+        <w:t>Payment method (Apple Pay, Cash, Installments), payment types (Digital Wallet etc.).</w:t>
       </w:r>
     </w:p>
     <w:p>
@@ -3261,7 +3261,7 @@
           <w:sz w:val="28"/>
           <w:szCs w:val="28"/>
         </w:rPr>
-        <w:t xml:space="preserve">Payment Details: </w:t>
+        <w:t xml:space="preserve">Methods of Payment: </w:t>
       </w:r>
       <w:r>
         <w:rPr>
@@ -3275,7 +3275,7 @@
           <w:sz w:val="28"/>
           <w:szCs w:val="28"/>
         </w:rPr>
-        <w:t>Online payment methods (Apple Pay, PayPal, Apple Card Installments) and the final transaction status.</w:t>
+        <w:t>Online payment methods (Apple Pay, PayPal, Apple Card Installments) and payment types (Digital Wallet etc.).</w:t>
       </w:r>
     </w:p>
     <w:p>
@@ -6365,14 +6365,14 @@
       </w:tblPr>
       <w:tblGrid>
         <w:gridCol w:w="918"/>
-        <w:gridCol w:w="921"/>
-        <w:gridCol w:w="923"/>
+        <w:gridCol w:w="920"/>
+        <w:gridCol w:w="924"/>
         <w:gridCol w:w="921"/>
         <w:gridCol w:w="922"/>
         <w:gridCol w:w="921"/>
         <w:gridCol w:w="921"/>
-        <w:gridCol w:w="922"/>
-        <w:gridCol w:w="920"/>
+        <w:gridCol w:w="923"/>
+        <w:gridCol w:w="919"/>
         <w:gridCol w:w="918"/>
       </w:tblGrid>
       <w:tr>
@@ -6414,7 +6414,7 @@
         </w:tc>
         <w:tc>
           <w:tcPr>
-            <w:tcW w:w="921" w:type="dxa"/>
+            <w:tcW w:w="920" w:type="dxa"/>
             <w:tcBorders>
               <w:top w:val="single" w:sz="4" w:space="0" w:color="76CDD8"/>
               <w:left w:val="single" w:sz="4" w:space="0" w:color="76CDD8"/>
@@ -6447,7 +6447,7 @@
         </w:tc>
         <w:tc>
           <w:tcPr>
-            <w:tcW w:w="923" w:type="dxa"/>
+            <w:tcW w:w="924" w:type="dxa"/>
             <w:tcBorders>
               <w:top w:val="single" w:sz="4" w:space="0" w:color="76CDD8"/>
               <w:left w:val="single" w:sz="4" w:space="0" w:color="76CDD8"/>
@@ -6608,7 +6608,7 @@
         </w:tc>
         <w:tc>
           <w:tcPr>
-            <w:tcW w:w="922" w:type="dxa"/>
+            <w:tcW w:w="923" w:type="dxa"/>
             <w:tcBorders>
               <w:top w:val="single" w:sz="4" w:space="0" w:color="76CDD8"/>
               <w:left w:val="single" w:sz="4" w:space="0" w:color="76CDD8"/>
@@ -6640,7 +6640,7 @@
         </w:tc>
         <w:tc>
           <w:tcPr>
-            <w:tcW w:w="920" w:type="dxa"/>
+            <w:tcW w:w="919" w:type="dxa"/>
             <w:tcBorders>
               <w:top w:val="single" w:sz="4" w:space="0" w:color="76CDD8"/>
               <w:left w:val="single" w:sz="4" w:space="0" w:color="76CDD8"/>
@@ -6733,6 +6733,51 @@
         </w:tc>
         <w:tc>
           <w:tcPr>
+            <w:tcW w:w="920" w:type="dxa"/>
+            <w:tcBorders>
+              <w:top w:val="single" w:sz="4" w:space="0" w:color="76CDD8"/>
+              <w:left w:val="single" w:sz="4" w:space="0" w:color="76CDD8"/>
+              <w:bottom w:val="single" w:sz="4" w:space="0" w:color="76CDD8"/>
+              <w:right w:val="single" w:sz="4" w:space="0" w:color="76CDD8"/>
+            </w:tcBorders>
+          </w:tcPr>
+          <w:p>
+            <w:pPr>
+              <w:pStyle w:val="TextBody"/>
+              <w:widowControl w:val="false"/>
+              <w:spacing w:before="120" w:after="0"/>
+              <w:rPr/>
+            </w:pPr>
+            <w:r>
+              <w:rPr/>
+              <w:t>LC-793341</w:t>
+            </w:r>
+          </w:p>
+        </w:tc>
+        <w:tc>
+          <w:tcPr>
+            <w:tcW w:w="924" w:type="dxa"/>
+            <w:tcBorders>
+              <w:top w:val="single" w:sz="4" w:space="0" w:color="76CDD8"/>
+              <w:left w:val="single" w:sz="4" w:space="0" w:color="76CDD8"/>
+              <w:bottom w:val="single" w:sz="4" w:space="0" w:color="76CDD8"/>
+            </w:tcBorders>
+          </w:tcPr>
+          <w:p>
+            <w:pPr>
+              <w:pStyle w:val="TextBody"/>
+              <w:widowControl w:val="false"/>
+              <w:spacing w:before="120" w:after="0"/>
+              <w:rPr/>
+            </w:pPr>
+            <w:r>
+              <w:rPr/>
+              <w:t>Chad</w:t>
+            </w:r>
+          </w:p>
+        </w:tc>
+        <w:tc>
+          <w:tcPr>
             <w:tcW w:w="921" w:type="dxa"/>
             <w:tcBorders>
               <w:top w:val="single" w:sz="4" w:space="0" w:color="76CDD8"/>
@@ -6750,7 +6795,73 @@
             </w:pPr>
             <w:r>
               <w:rPr/>
-              <w:t>LC-793341</w:t>
+              <w:t>Sanchez</w:t>
+            </w:r>
+          </w:p>
+        </w:tc>
+        <w:tc>
+          <w:tcPr>
+            <w:tcW w:w="922" w:type="dxa"/>
+            <w:tcBorders>
+              <w:top w:val="single" w:sz="4" w:space="0" w:color="76CDD8"/>
+              <w:left w:val="single" w:sz="4" w:space="0" w:color="76CDD8"/>
+              <w:bottom w:val="single" w:sz="4" w:space="0" w:color="76CDD8"/>
+            </w:tcBorders>
+          </w:tcPr>
+          <w:p>
+            <w:pPr>
+              <w:pStyle w:val="TextBody"/>
+              <w:widowControl w:val="false"/>
+              <w:spacing w:before="120" w:after="0"/>
+              <w:rPr/>
+            </w:pPr>
+            <w:r>
+              <w:rPr/>
+              <w:t>Sanchez@gmail.com</w:t>
+            </w:r>
+          </w:p>
+        </w:tc>
+        <w:tc>
+          <w:tcPr>
+            <w:tcW w:w="921" w:type="dxa"/>
+            <w:tcBorders>
+              <w:top w:val="single" w:sz="4" w:space="0" w:color="76CDD8"/>
+              <w:left w:val="single" w:sz="4" w:space="0" w:color="76CDD8"/>
+              <w:bottom w:val="single" w:sz="4" w:space="0" w:color="76CDD8"/>
+            </w:tcBorders>
+          </w:tcPr>
+          <w:p>
+            <w:pPr>
+              <w:pStyle w:val="TextBody"/>
+              <w:widowControl w:val="false"/>
+              <w:spacing w:before="120" w:after="0"/>
+              <w:rPr/>
+            </w:pPr>
+            <w:r>
+              <w:rPr/>
+              <w:t>74258963</w:t>
+            </w:r>
+          </w:p>
+        </w:tc>
+        <w:tc>
+          <w:tcPr>
+            <w:tcW w:w="921" w:type="dxa"/>
+            <w:tcBorders>
+              <w:top w:val="single" w:sz="4" w:space="0" w:color="76CDD8"/>
+              <w:left w:val="single" w:sz="4" w:space="0" w:color="76CDD8"/>
+              <w:bottom w:val="single" w:sz="4" w:space="0" w:color="76CDD8"/>
+            </w:tcBorders>
+          </w:tcPr>
+          <w:p>
+            <w:pPr>
+              <w:pStyle w:val="TextBody"/>
+              <w:widowControl w:val="false"/>
+              <w:spacing w:before="120" w:after="0"/>
+              <w:rPr/>
+            </w:pPr>
+            <w:r>
+              <w:rPr/>
+              <w:t>26</w:t>
             </w:r>
           </w:p>
         </w:tc>
@@ -6772,124 +6883,13 @@
             </w:pPr>
             <w:r>
               <w:rPr/>
-              <w:t>Chad</w:t>
-            </w:r>
-          </w:p>
-        </w:tc>
-        <w:tc>
-          <w:tcPr>
-            <w:tcW w:w="921" w:type="dxa"/>
-            <w:tcBorders>
-              <w:top w:val="single" w:sz="4" w:space="0" w:color="76CDD8"/>
-              <w:left w:val="single" w:sz="4" w:space="0" w:color="76CDD8"/>
-              <w:bottom w:val="single" w:sz="4" w:space="0" w:color="76CDD8"/>
-              <w:right w:val="single" w:sz="4" w:space="0" w:color="76CDD8"/>
-            </w:tcBorders>
-          </w:tcPr>
-          <w:p>
-            <w:pPr>
-              <w:pStyle w:val="TextBody"/>
-              <w:widowControl w:val="false"/>
-              <w:spacing w:before="120" w:after="0"/>
-              <w:rPr/>
-            </w:pPr>
-            <w:r>
-              <w:rPr/>
-              <w:t>Sanchez</w:t>
-            </w:r>
-          </w:p>
-        </w:tc>
-        <w:tc>
-          <w:tcPr>
-            <w:tcW w:w="922" w:type="dxa"/>
-            <w:tcBorders>
-              <w:top w:val="single" w:sz="4" w:space="0" w:color="76CDD8"/>
-              <w:left w:val="single" w:sz="4" w:space="0" w:color="76CDD8"/>
-              <w:bottom w:val="single" w:sz="4" w:space="0" w:color="76CDD8"/>
-            </w:tcBorders>
-          </w:tcPr>
-          <w:p>
-            <w:pPr>
-              <w:pStyle w:val="TextBody"/>
-              <w:widowControl w:val="false"/>
-              <w:spacing w:before="120" w:after="0"/>
-              <w:rPr/>
-            </w:pPr>
-            <w:r>
-              <w:rPr/>
-              <w:t>Sanchez@gmail.com</w:t>
-            </w:r>
-          </w:p>
-        </w:tc>
-        <w:tc>
-          <w:tcPr>
-            <w:tcW w:w="921" w:type="dxa"/>
-            <w:tcBorders>
-              <w:top w:val="single" w:sz="4" w:space="0" w:color="76CDD8"/>
-              <w:left w:val="single" w:sz="4" w:space="0" w:color="76CDD8"/>
-              <w:bottom w:val="single" w:sz="4" w:space="0" w:color="76CDD8"/>
-            </w:tcBorders>
-          </w:tcPr>
-          <w:p>
-            <w:pPr>
-              <w:pStyle w:val="TextBody"/>
-              <w:widowControl w:val="false"/>
-              <w:spacing w:before="120" w:after="0"/>
-              <w:rPr/>
-            </w:pPr>
-            <w:r>
-              <w:rPr/>
-              <w:t>74258963</w:t>
-            </w:r>
-          </w:p>
-        </w:tc>
-        <w:tc>
-          <w:tcPr>
-            <w:tcW w:w="921" w:type="dxa"/>
-            <w:tcBorders>
-              <w:top w:val="single" w:sz="4" w:space="0" w:color="76CDD8"/>
-              <w:left w:val="single" w:sz="4" w:space="0" w:color="76CDD8"/>
-              <w:bottom w:val="single" w:sz="4" w:space="0" w:color="76CDD8"/>
-            </w:tcBorders>
-          </w:tcPr>
-          <w:p>
-            <w:pPr>
-              <w:pStyle w:val="TextBody"/>
-              <w:widowControl w:val="false"/>
-              <w:spacing w:before="120" w:after="0"/>
-              <w:rPr/>
-            </w:pPr>
-            <w:r>
-              <w:rPr/>
-              <w:t>26</w:t>
-            </w:r>
-          </w:p>
-        </w:tc>
-        <w:tc>
-          <w:tcPr>
-            <w:tcW w:w="922" w:type="dxa"/>
-            <w:tcBorders>
-              <w:top w:val="single" w:sz="4" w:space="0" w:color="76CDD8"/>
-              <w:left w:val="single" w:sz="4" w:space="0" w:color="76CDD8"/>
-              <w:bottom w:val="single" w:sz="4" w:space="0" w:color="76CDD8"/>
-            </w:tcBorders>
-          </w:tcPr>
-          <w:p>
-            <w:pPr>
-              <w:pStyle w:val="TextBody"/>
-              <w:widowControl w:val="false"/>
-              <w:spacing w:before="120" w:after="0"/>
-              <w:rPr/>
-            </w:pPr>
-            <w:r>
-              <w:rPr/>
               <w:t>Male</w:t>
             </w:r>
           </w:p>
         </w:tc>
         <w:tc>
           <w:tcPr>
-            <w:tcW w:w="920" w:type="dxa"/>
+            <w:tcW w:w="919" w:type="dxa"/>
             <w:tcBorders>
               <w:top w:val="single" w:sz="4" w:space="0" w:color="76CDD8"/>
               <w:left w:val="single" w:sz="4" w:space="0" w:color="76CDD8"/>
@@ -7819,9 +7819,9 @@
         <w:tblLook w:val="0000" w:noHBand="0" w:noVBand="0" w:firstColumn="0" w:lastRow="0" w:lastColumn="0" w:firstRow="0"/>
       </w:tblPr>
       <w:tblGrid>
-        <w:gridCol w:w="1001"/>
+        <w:gridCol w:w="1000"/>
         <w:gridCol w:w="1383"/>
-        <w:gridCol w:w="1237"/>
+        <w:gridCol w:w="1238"/>
         <w:gridCol w:w="1060"/>
         <w:gridCol w:w="1413"/>
         <w:gridCol w:w="883"/>
@@ -7835,7 +7835,7 @@
         </w:trPr>
         <w:tc>
           <w:tcPr>
-            <w:tcW w:w="1001" w:type="dxa"/>
+            <w:tcW w:w="1000" w:type="dxa"/>
             <w:tcBorders>
               <w:top w:val="single" w:sz="4" w:space="0" w:color="76CDD8"/>
               <w:left w:val="single" w:sz="4" w:space="0" w:color="76CDD8"/>
@@ -7901,7 +7901,7 @@
         </w:tc>
         <w:tc>
           <w:tcPr>
-            <w:tcW w:w="1237" w:type="dxa"/>
+            <w:tcW w:w="1238" w:type="dxa"/>
             <w:tcBorders>
               <w:top w:val="single" w:sz="4" w:space="0" w:color="76CDD8"/>
               <w:left w:val="single" w:sz="4" w:space="0" w:color="76CDD8"/>
@@ -8132,7 +8132,7 @@
         </w:trPr>
         <w:tc>
           <w:tcPr>
-            <w:tcW w:w="1001" w:type="dxa"/>
+            <w:tcW w:w="1000" w:type="dxa"/>
             <w:tcBorders>
               <w:top w:val="single" w:sz="4" w:space="0" w:color="76CDD8"/>
               <w:left w:val="single" w:sz="4" w:space="0" w:color="76CDD8"/>
@@ -8178,7 +8178,7 @@
         </w:tc>
         <w:tc>
           <w:tcPr>
-            <w:tcW w:w="1237" w:type="dxa"/>
+            <w:tcW w:w="1238" w:type="dxa"/>
             <w:tcBorders>
               <w:top w:val="single" w:sz="4" w:space="0" w:color="76CDD8"/>
               <w:left w:val="single" w:sz="4" w:space="0" w:color="76CDD8"/>
@@ -9082,10 +9082,10 @@
       </w:tblPr>
       <w:tblGrid>
         <w:gridCol w:w="1476"/>
-        <w:gridCol w:w="1710"/>
+        <w:gridCol w:w="1709"/>
         <w:gridCol w:w="1204"/>
-        <w:gridCol w:w="1094"/>
-        <w:gridCol w:w="1240"/>
+        <w:gridCol w:w="1095"/>
+        <w:gridCol w:w="1239"/>
         <w:gridCol w:w="1315"/>
         <w:gridCol w:w="1315"/>
       </w:tblGrid>
@@ -9128,7 +9128,7 @@
         </w:tc>
         <w:tc>
           <w:tcPr>
-            <w:tcW w:w="1710" w:type="dxa"/>
+            <w:tcW w:w="1709" w:type="dxa"/>
             <w:tcBorders>
               <w:top w:val="single" w:sz="4" w:space="0" w:color="76CDD8"/>
               <w:left w:val="single" w:sz="4" w:space="0" w:color="76CDD8"/>
@@ -9193,7 +9193,7 @@
         </w:tc>
         <w:tc>
           <w:tcPr>
-            <w:tcW w:w="1094" w:type="dxa"/>
+            <w:tcW w:w="1095" w:type="dxa"/>
             <w:tcBorders>
               <w:top w:val="single" w:sz="4" w:space="0" w:color="76CDD8"/>
               <w:left w:val="single" w:sz="4" w:space="0" w:color="76CDD8"/>
@@ -9226,7 +9226,7 @@
         </w:tc>
         <w:tc>
           <w:tcPr>
-            <w:tcW w:w="1240" w:type="dxa"/>
+            <w:tcW w:w="1239" w:type="dxa"/>
             <w:tcBorders>
               <w:top w:val="single" w:sz="4" w:space="0" w:color="76CDD8"/>
               <w:left w:val="single" w:sz="4" w:space="0" w:color="76CDD8"/>
@@ -9351,7 +9351,7 @@
         </w:tc>
         <w:tc>
           <w:tcPr>
-            <w:tcW w:w="1710" w:type="dxa"/>
+            <w:tcW w:w="1709" w:type="dxa"/>
             <w:tcBorders>
               <w:top w:val="single" w:sz="4" w:space="0" w:color="76CDD8"/>
               <w:left w:val="single" w:sz="4" w:space="0" w:color="76CDD8"/>
@@ -9396,7 +9396,7 @@
         </w:tc>
         <w:tc>
           <w:tcPr>
-            <w:tcW w:w="1094" w:type="dxa"/>
+            <w:tcW w:w="1095" w:type="dxa"/>
             <w:tcBorders>
               <w:top w:val="single" w:sz="4" w:space="0" w:color="76CDD8"/>
               <w:left w:val="single" w:sz="4" w:space="0" w:color="76CDD8"/>
@@ -9419,7 +9419,7 @@
         </w:tc>
         <w:tc>
           <w:tcPr>
-            <w:tcW w:w="1240" w:type="dxa"/>
+            <w:tcW w:w="1239" w:type="dxa"/>
             <w:tcBorders>
               <w:top w:val="single" w:sz="4" w:space="0" w:color="76CDD8"/>
               <w:left w:val="single" w:sz="4" w:space="0" w:color="76CDD8"/>
@@ -11384,8 +11384,8 @@
         <w:tblLook w:val="0000" w:noHBand="0" w:noVBand="0" w:firstColumn="0" w:lastRow="0" w:lastColumn="0" w:firstRow="0"/>
       </w:tblPr>
       <w:tblGrid>
-        <w:gridCol w:w="1258"/>
-        <w:gridCol w:w="2082"/>
+        <w:gridCol w:w="1257"/>
+        <w:gridCol w:w="2083"/>
         <w:gridCol w:w="2313"/>
         <w:gridCol w:w="1200"/>
         <w:gridCol w:w="2300"/>
@@ -11397,7 +11397,7 @@
         </w:trPr>
         <w:tc>
           <w:tcPr>
-            <w:tcW w:w="1258" w:type="dxa"/>
+            <w:tcW w:w="1257" w:type="dxa"/>
             <w:tcBorders>
               <w:top w:val="single" w:sz="4" w:space="0" w:color="76CDD8"/>
               <w:left w:val="single" w:sz="4" w:space="0" w:color="76CDD8"/>
@@ -11430,7 +11430,7 @@
         </w:tc>
         <w:tc>
           <w:tcPr>
-            <w:tcW w:w="2082" w:type="dxa"/>
+            <w:tcW w:w="2083" w:type="dxa"/>
             <w:tcBorders>
               <w:top w:val="single" w:sz="4" w:space="0" w:color="76CDD8"/>
               <w:left w:val="single" w:sz="4" w:space="0" w:color="76CDD8"/>
@@ -11598,7 +11598,7 @@
         </w:trPr>
         <w:tc>
           <w:tcPr>
-            <w:tcW w:w="1258" w:type="dxa"/>
+            <w:tcW w:w="1257" w:type="dxa"/>
             <w:tcBorders>
               <w:top w:val="single" w:sz="4" w:space="0" w:color="76CDD8"/>
               <w:left w:val="single" w:sz="4" w:space="0" w:color="76CDD8"/>
@@ -11621,7 +11621,7 @@
         </w:tc>
         <w:tc>
           <w:tcPr>
-            <w:tcW w:w="2082" w:type="dxa"/>
+            <w:tcW w:w="2083" w:type="dxa"/>
             <w:tcBorders>
               <w:top w:val="single" w:sz="4" w:space="0" w:color="76CDD8"/>
               <w:left w:val="single" w:sz="4" w:space="0" w:color="76CDD8"/>
@@ -11795,7 +11795,7 @@
           <w:sz w:val="24"/>
           <w:szCs w:val="24"/>
         </w:rPr>
-        <w:t>DIM_PAYMENTS</w:t>
+        <w:t>DIM_PAYMENT_METHODS</w:t>
       </w:r>
     </w:p>
     <w:p>
@@ -11953,7 +11953,7 @@
             </w:pPr>
             <w:r>
               <w:rPr/>
-              <w:t>PAYMENT_ID (PK)</w:t>
+              <w:t>PAYMENT_METHOD_ID (PK)</w:t>
             </w:r>
           </w:p>
         </w:tc>
@@ -11976,7 +11976,15 @@
             </w:pPr>
             <w:r>
               <w:rPr/>
-              <w:t>(PK) Unique payment ID</w:t>
+              <w:t xml:space="preserve">(PK) Unique payment </w:t>
+            </w:r>
+            <w:r>
+              <w:rPr/>
+              <w:t xml:space="preserve">method </w:t>
+            </w:r>
+            <w:r>
+              <w:rPr/>
+              <w:t>ID</w:t>
             </w:r>
           </w:p>
         </w:tc>
@@ -12031,7 +12039,7 @@
                 <w:b w:val="false"/>
                 <w:bCs w:val="false"/>
               </w:rPr>
-              <w:t>PAYMENT_METHOD</w:t>
+              <w:t>PAYMENT_METHOD_NAME</w:t>
             </w:r>
           </w:p>
         </w:tc>
@@ -12104,7 +12112,7 @@
             </w:pPr>
             <w:r>
               <w:rPr/>
-              <w:t>PAYMENT_TYPE</w:t>
+              <w:t>PAYMENT_METHOD_TYPE</w:t>
             </w:r>
           </w:p>
         </w:tc>
@@ -12127,148 +12135,6 @@
             <w:r>
               <w:rPr/>
               <w:t>Type of payment method</w:t>
-            </w:r>
-          </w:p>
-        </w:tc>
-        <w:tc>
-          <w:tcPr>
-            <w:tcW w:w="2791" w:type="dxa"/>
-            <w:tcBorders>
-              <w:left w:val="single" w:sz="4" w:space="0" w:color="76CDD8"/>
-              <w:bottom w:val="single" w:sz="4" w:space="0" w:color="76CDD8"/>
-              <w:right w:val="single" w:sz="4" w:space="0" w:color="76CDD8"/>
-            </w:tcBorders>
-          </w:tcPr>
-          <w:p>
-            <w:pPr>
-              <w:pStyle w:val="TextBody"/>
-              <w:widowControl w:val="false"/>
-              <w:spacing w:before="120" w:after="0"/>
-              <w:rPr/>
-            </w:pPr>
-            <w:r>
-              <w:rPr/>
-              <w:t>VARCHAR (50)</w:t>
-            </w:r>
-          </w:p>
-        </w:tc>
-      </w:tr>
-      <w:tr>
-        <w:trPr>
-          <w:trHeight w:val="432" w:hRule="atLeast"/>
-        </w:trPr>
-        <w:tc>
-          <w:tcPr>
-            <w:tcW w:w="3073" w:type="dxa"/>
-            <w:tcBorders>
-              <w:left w:val="single" w:sz="4" w:space="0" w:color="76CDD8"/>
-              <w:bottom w:val="single" w:sz="4" w:space="0" w:color="76CDD8"/>
-              <w:right w:val="single" w:sz="4" w:space="0" w:color="76CDD8"/>
-            </w:tcBorders>
-          </w:tcPr>
-          <w:p>
-            <w:pPr>
-              <w:pStyle w:val="TextBody"/>
-              <w:widowControl w:val="false"/>
-              <w:spacing w:before="120" w:after="0"/>
-              <w:rPr/>
-            </w:pPr>
-            <w:r>
-              <w:rPr/>
-              <w:t>PAYMENT_DATE</w:t>
-            </w:r>
-          </w:p>
-        </w:tc>
-        <w:tc>
-          <w:tcPr>
-            <w:tcW w:w="3329" w:type="dxa"/>
-            <w:tcBorders>
-              <w:left w:val="single" w:sz="4" w:space="0" w:color="76CDD8"/>
-              <w:bottom w:val="single" w:sz="4" w:space="0" w:color="76CDD8"/>
-              <w:right w:val="single" w:sz="4" w:space="0" w:color="76CDD8"/>
-            </w:tcBorders>
-          </w:tcPr>
-          <w:p>
-            <w:pPr>
-              <w:pStyle w:val="TextBody"/>
-              <w:widowControl w:val="false"/>
-              <w:spacing w:before="120" w:after="0"/>
-              <w:rPr/>
-            </w:pPr>
-            <w:r>
-              <w:rPr/>
-              <w:t>Payment date</w:t>
-            </w:r>
-          </w:p>
-        </w:tc>
-        <w:tc>
-          <w:tcPr>
-            <w:tcW w:w="2791" w:type="dxa"/>
-            <w:tcBorders>
-              <w:left w:val="single" w:sz="4" w:space="0" w:color="76CDD8"/>
-              <w:bottom w:val="single" w:sz="4" w:space="0" w:color="76CDD8"/>
-              <w:right w:val="single" w:sz="4" w:space="0" w:color="76CDD8"/>
-            </w:tcBorders>
-          </w:tcPr>
-          <w:p>
-            <w:pPr>
-              <w:pStyle w:val="TextBody"/>
-              <w:widowControl w:val="false"/>
-              <w:spacing w:before="120" w:after="0"/>
-              <w:rPr/>
-            </w:pPr>
-            <w:r>
-              <w:rPr/>
-              <w:t>DATE</w:t>
-            </w:r>
-          </w:p>
-        </w:tc>
-      </w:tr>
-      <w:tr>
-        <w:trPr>
-          <w:trHeight w:val="432" w:hRule="atLeast"/>
-        </w:trPr>
-        <w:tc>
-          <w:tcPr>
-            <w:tcW w:w="3073" w:type="dxa"/>
-            <w:tcBorders>
-              <w:left w:val="single" w:sz="4" w:space="0" w:color="76CDD8"/>
-              <w:bottom w:val="single" w:sz="4" w:space="0" w:color="76CDD8"/>
-              <w:right w:val="single" w:sz="4" w:space="0" w:color="76CDD8"/>
-            </w:tcBorders>
-          </w:tcPr>
-          <w:p>
-            <w:pPr>
-              <w:pStyle w:val="TextBody"/>
-              <w:widowControl w:val="false"/>
-              <w:spacing w:before="120" w:after="0"/>
-              <w:rPr/>
-            </w:pPr>
-            <w:r>
-              <w:rPr/>
-              <w:t>PAYMENT_STATUS</w:t>
-            </w:r>
-          </w:p>
-        </w:tc>
-        <w:tc>
-          <w:tcPr>
-            <w:tcW w:w="3329" w:type="dxa"/>
-            <w:tcBorders>
-              <w:left w:val="single" w:sz="4" w:space="0" w:color="76CDD8"/>
-              <w:bottom w:val="single" w:sz="4" w:space="0" w:color="76CDD8"/>
-              <w:right w:val="single" w:sz="4" w:space="0" w:color="76CDD8"/>
-            </w:tcBorders>
-          </w:tcPr>
-          <w:p>
-            <w:pPr>
-              <w:pStyle w:val="TextBody"/>
-              <w:widowControl w:val="false"/>
-              <w:spacing w:before="120" w:after="0"/>
-              <w:rPr/>
-            </w:pPr>
-            <w:r>
-              <w:rPr/>
-              <w:t>Completed, Pending, Refunded</w:t>
             </w:r>
           </w:p>
         </w:tc>
@@ -12339,11 +12205,9 @@
         <w:tblLook w:val="0000" w:noHBand="0" w:noVBand="0" w:firstColumn="0" w:lastRow="0" w:lastColumn="0" w:firstRow="0"/>
       </w:tblPr>
       <w:tblGrid>
-        <w:gridCol w:w="1483"/>
-        <w:gridCol w:w="2134"/>
-        <w:gridCol w:w="1754"/>
-        <w:gridCol w:w="1801"/>
-        <w:gridCol w:w="2036"/>
+        <w:gridCol w:w="2543"/>
+        <w:gridCol w:w="3656"/>
+        <w:gridCol w:w="3009"/>
       </w:tblGrid>
       <w:tr>
         <w:trPr>
@@ -12351,7 +12215,7 @@
         </w:trPr>
         <w:tc>
           <w:tcPr>
-            <w:tcW w:w="1483" w:type="dxa"/>
+            <w:tcW w:w="2543" w:type="dxa"/>
             <w:tcBorders>
               <w:top w:val="single" w:sz="4" w:space="0" w:color="76CDD8"/>
               <w:left w:val="single" w:sz="4" w:space="0" w:color="76CDD8"/>
@@ -12378,13 +12242,13 @@
                 <w:sz w:val="18"/>
                 <w:szCs w:val="18"/>
               </w:rPr>
-              <w:t>PAYMENT_ID</w:t>
-            </w:r>
-          </w:p>
-        </w:tc>
-        <w:tc>
-          <w:tcPr>
-            <w:tcW w:w="2134" w:type="dxa"/>
+              <w:t>PAYMENT_METHOD_ID</w:t>
+            </w:r>
+          </w:p>
+        </w:tc>
+        <w:tc>
+          <w:tcPr>
+            <w:tcW w:w="3656" w:type="dxa"/>
             <w:tcBorders>
               <w:top w:val="single" w:sz="4" w:space="0" w:color="76CDD8"/>
               <w:left w:val="single" w:sz="4" w:space="0" w:color="76CDD8"/>
@@ -12410,13 +12274,13 @@
                 <w:sz w:val="18"/>
                 <w:szCs w:val="18"/>
               </w:rPr>
-              <w:t>PAYMENT_METHOD</w:t>
-            </w:r>
-          </w:p>
-        </w:tc>
-        <w:tc>
-          <w:tcPr>
-            <w:tcW w:w="1754" w:type="dxa"/>
+              <w:t>PAYMENT_METHOD_NAME</w:t>
+            </w:r>
+          </w:p>
+        </w:tc>
+        <w:tc>
+          <w:tcPr>
+            <w:tcW w:w="3009" w:type="dxa"/>
             <w:tcBorders>
               <w:top w:val="single" w:sz="4" w:space="0" w:color="76CDD8"/>
               <w:left w:val="single" w:sz="4" w:space="0" w:color="76CDD8"/>
@@ -12443,72 +12307,7 @@
                 <w:sz w:val="18"/>
                 <w:szCs w:val="18"/>
               </w:rPr>
-              <w:t>PAYMENT_TYPE</w:t>
-            </w:r>
-          </w:p>
-        </w:tc>
-        <w:tc>
-          <w:tcPr>
-            <w:tcW w:w="1801" w:type="dxa"/>
-            <w:tcBorders>
-              <w:top w:val="single" w:sz="4" w:space="0" w:color="76CDD8"/>
-              <w:left w:val="single" w:sz="4" w:space="0" w:color="76CDD8"/>
-              <w:bottom w:val="single" w:sz="4" w:space="0" w:color="76CDD8"/>
-            </w:tcBorders>
-            <w:shd w:color="auto" w:fill="76CDD8" w:val="clear"/>
-          </w:tcPr>
-          <w:p>
-            <w:pPr>
-              <w:pStyle w:val="TextBody"/>
-              <w:widowControl w:val="false"/>
-              <w:spacing w:lineRule="auto" w:line="360" w:before="120" w:after="0"/>
-              <w:jc w:val="center"/>
-              <w:rPr>
-                <w:color w:val="FFFFFF" w:themeColor="background1"/>
-                <w:sz w:val="18"/>
-                <w:szCs w:val="18"/>
-              </w:rPr>
-            </w:pPr>
-            <w:r>
-              <w:rPr>
-                <w:color w:val="FFFFFF" w:themeColor="background1"/>
-                <w:sz w:val="18"/>
-                <w:szCs w:val="18"/>
-              </w:rPr>
-              <w:t>PAYMENT_DATE</w:t>
-            </w:r>
-          </w:p>
-        </w:tc>
-        <w:tc>
-          <w:tcPr>
-            <w:tcW w:w="2036" w:type="dxa"/>
-            <w:tcBorders>
-              <w:top w:val="single" w:sz="4" w:space="0" w:color="76CDD8"/>
-              <w:left w:val="single" w:sz="4" w:space="0" w:color="76CDD8"/>
-              <w:bottom w:val="single" w:sz="4" w:space="0" w:color="76CDD8"/>
-              <w:right w:val="single" w:sz="4" w:space="0" w:color="76CDD8"/>
-            </w:tcBorders>
-            <w:shd w:color="auto" w:fill="76CDD8" w:val="clear"/>
-          </w:tcPr>
-          <w:p>
-            <w:pPr>
-              <w:pStyle w:val="TextBody"/>
-              <w:widowControl w:val="false"/>
-              <w:spacing w:lineRule="auto" w:line="360" w:before="120" w:after="0"/>
-              <w:jc w:val="center"/>
-              <w:rPr>
-                <w:color w:val="FFFFFF" w:themeColor="background1"/>
-                <w:sz w:val="18"/>
-                <w:szCs w:val="18"/>
-              </w:rPr>
-            </w:pPr>
-            <w:r>
-              <w:rPr>
-                <w:color w:val="FFFFFF" w:themeColor="background1"/>
-                <w:sz w:val="18"/>
-                <w:szCs w:val="18"/>
-              </w:rPr>
-              <w:t>PAYMENT_STATUS</w:t>
+              <w:t>PAYMENT_METHOD_TYPE</w:t>
             </w:r>
           </w:p>
         </w:tc>
@@ -12519,7 +12318,7 @@
         </w:trPr>
         <w:tc>
           <w:tcPr>
-            <w:tcW w:w="1483" w:type="dxa"/>
+            <w:tcW w:w="2543" w:type="dxa"/>
             <w:tcBorders>
               <w:top w:val="single" w:sz="4" w:space="0" w:color="76CDD8"/>
               <w:left w:val="single" w:sz="4" w:space="0" w:color="76CDD8"/>
@@ -12542,91 +12341,46 @@
         </w:tc>
         <w:tc>
           <w:tcPr>
-            <w:tcW w:w="2134" w:type="dxa"/>
-            <w:tcBorders>
-              <w:top w:val="single" w:sz="4" w:space="0" w:color="76CDD8"/>
-              <w:left w:val="single" w:sz="4" w:space="0" w:color="76CDD8"/>
-              <w:bottom w:val="single" w:sz="4" w:space="0" w:color="76CDD8"/>
-            </w:tcBorders>
-          </w:tcPr>
-          <w:p>
-            <w:pPr>
-              <w:pStyle w:val="TextBody"/>
-              <w:widowControl w:val="false"/>
-              <w:spacing w:before="120" w:after="0"/>
-              <w:rPr/>
-            </w:pPr>
-            <w:r>
-              <w:rPr/>
-              <w:t>Cash</w:t>
-            </w:r>
-          </w:p>
-        </w:tc>
-        <w:tc>
-          <w:tcPr>
-            <w:tcW w:w="1754" w:type="dxa"/>
-            <w:tcBorders>
-              <w:top w:val="single" w:sz="4" w:space="0" w:color="76CDD8"/>
-              <w:left w:val="single" w:sz="4" w:space="0" w:color="76CDD8"/>
-              <w:bottom w:val="single" w:sz="4" w:space="0" w:color="76CDD8"/>
-              <w:right w:val="single" w:sz="4" w:space="0" w:color="76CDD8"/>
-            </w:tcBorders>
-          </w:tcPr>
-          <w:p>
-            <w:pPr>
-              <w:pStyle w:val="TextBody"/>
-              <w:widowControl w:val="false"/>
-              <w:spacing w:before="120" w:after="0"/>
-              <w:rPr/>
-            </w:pPr>
-            <w:r>
-              <w:rPr/>
-              <w:t>Cash</w:t>
-            </w:r>
-          </w:p>
-        </w:tc>
-        <w:tc>
-          <w:tcPr>
-            <w:tcW w:w="1801" w:type="dxa"/>
-            <w:tcBorders>
-              <w:top w:val="single" w:sz="4" w:space="0" w:color="76CDD8"/>
-              <w:left w:val="single" w:sz="4" w:space="0" w:color="76CDD8"/>
-              <w:bottom w:val="single" w:sz="4" w:space="0" w:color="76CDD8"/>
-            </w:tcBorders>
-          </w:tcPr>
-          <w:p>
-            <w:pPr>
-              <w:pStyle w:val="TextBody"/>
-              <w:widowControl w:val="false"/>
-              <w:spacing w:before="120" w:after="0"/>
-              <w:rPr/>
-            </w:pPr>
-            <w:r>
-              <w:rPr/>
-              <w:t>2025-12-02</w:t>
-            </w:r>
-          </w:p>
-        </w:tc>
-        <w:tc>
-          <w:tcPr>
-            <w:tcW w:w="2036" w:type="dxa"/>
-            <w:tcBorders>
-              <w:top w:val="single" w:sz="4" w:space="0" w:color="76CDD8"/>
-              <w:left w:val="single" w:sz="4" w:space="0" w:color="76CDD8"/>
-              <w:bottom w:val="single" w:sz="4" w:space="0" w:color="76CDD8"/>
-              <w:right w:val="single" w:sz="4" w:space="0" w:color="76CDD8"/>
-            </w:tcBorders>
-          </w:tcPr>
-          <w:p>
-            <w:pPr>
-              <w:pStyle w:val="TextBody"/>
-              <w:widowControl w:val="false"/>
-              <w:spacing w:before="120" w:after="0"/>
-              <w:rPr/>
-            </w:pPr>
-            <w:r>
-              <w:rPr/>
-              <w:t>Completed</w:t>
+            <w:tcW w:w="3656" w:type="dxa"/>
+            <w:tcBorders>
+              <w:top w:val="single" w:sz="4" w:space="0" w:color="76CDD8"/>
+              <w:left w:val="single" w:sz="4" w:space="0" w:color="76CDD8"/>
+              <w:bottom w:val="single" w:sz="4" w:space="0" w:color="76CDD8"/>
+            </w:tcBorders>
+          </w:tcPr>
+          <w:p>
+            <w:pPr>
+              <w:pStyle w:val="TextBody"/>
+              <w:widowControl w:val="false"/>
+              <w:spacing w:before="120" w:after="0"/>
+              <w:rPr/>
+            </w:pPr>
+            <w:r>
+              <w:rPr/>
+              <w:t>Apple pay</w:t>
+            </w:r>
+          </w:p>
+        </w:tc>
+        <w:tc>
+          <w:tcPr>
+            <w:tcW w:w="3009" w:type="dxa"/>
+            <w:tcBorders>
+              <w:top w:val="single" w:sz="4" w:space="0" w:color="76CDD8"/>
+              <w:left w:val="single" w:sz="4" w:space="0" w:color="76CDD8"/>
+              <w:bottom w:val="single" w:sz="4" w:space="0" w:color="76CDD8"/>
+              <w:right w:val="single" w:sz="4" w:space="0" w:color="76CDD8"/>
+            </w:tcBorders>
+          </w:tcPr>
+          <w:p>
+            <w:pPr>
+              <w:pStyle w:val="TextBody"/>
+              <w:widowControl w:val="false"/>
+              <w:spacing w:before="120" w:after="0"/>
+              <w:rPr/>
+            </w:pPr>
+            <w:r>
+              <w:rPr/>
+              <w:t>Digital Wallet</w:t>
             </w:r>
           </w:p>
         </w:tc>
@@ -13455,9 +13209,9 @@
         <w:gridCol w:w="1492"/>
         <w:gridCol w:w="1148"/>
         <w:gridCol w:w="1377"/>
-        <w:gridCol w:w="1492"/>
+        <w:gridCol w:w="1493"/>
         <w:gridCol w:w="918"/>
-        <w:gridCol w:w="26"/>
+        <w:gridCol w:w="25"/>
       </w:tblGrid>
       <w:tr>
         <w:trPr>
@@ -13627,7 +13381,7 @@
         </w:tc>
         <w:tc>
           <w:tcPr>
-            <w:tcW w:w="1492" w:type="dxa"/>
+            <w:tcW w:w="1493" w:type="dxa"/>
             <w:tcBorders>
               <w:top w:val="single" w:sz="4" w:space="0" w:color="76CDD8"/>
               <w:left w:val="single" w:sz="4" w:space="0" w:color="76CDD8"/>
@@ -13691,7 +13445,7 @@
         </w:tc>
         <w:tc>
           <w:tcPr>
-            <w:tcW w:w="26" w:type="dxa"/>
+            <w:tcW w:w="25" w:type="dxa"/>
             <w:tcBorders>
               <w:top w:val="single" w:sz="4" w:space="0" w:color="76CDD8"/>
               <w:left w:val="single" w:sz="4" w:space="0" w:color="76CDD8"/>
@@ -13841,7 +13595,7 @@
         </w:tc>
         <w:tc>
           <w:tcPr>
-            <w:tcW w:w="1492" w:type="dxa"/>
+            <w:tcW w:w="1493" w:type="dxa"/>
             <w:tcBorders>
               <w:top w:val="single" w:sz="4" w:space="0" w:color="76CDD8"/>
               <w:left w:val="single" w:sz="4" w:space="0" w:color="76CDD8"/>
@@ -13885,7 +13639,7 @@
         </w:tc>
         <w:tc>
           <w:tcPr>
-            <w:tcW w:w="26" w:type="dxa"/>
+            <w:tcW w:w="25" w:type="dxa"/>
             <w:tcBorders>
               <w:top w:val="single" w:sz="4" w:space="0" w:color="76CDD8"/>
               <w:left w:val="single" w:sz="4" w:space="0" w:color="76CDD8"/>
@@ -14136,7 +13890,7 @@
             </w:pPr>
             <w:r>
               <w:rPr/>
-              <w:t>SALES_ID (PK)</w:t>
+              <w:t>SALE_ID (PK)</w:t>
             </w:r>
           </w:p>
         </w:tc>
@@ -14287,7 +14041,7 @@
             </w:pPr>
             <w:r>
               <w:rPr/>
-              <w:t>SALES_CHANNEL</w:t>
+              <w:t>SALE_CHANNEL</w:t>
             </w:r>
           </w:p>
         </w:tc>
@@ -14788,7 +14542,7 @@
             </w:pPr>
             <w:r>
               <w:rPr/>
-              <w:t>PAYMENT_ID (FK)</w:t>
+              <w:t>PAYMENT_METHOD_ID (FK)</w:t>
             </w:r>
           </w:p>
         </w:tc>
@@ -14810,7 +14564,11 @@
             </w:pPr>
             <w:r>
               <w:rPr/>
-              <w:t>(FK) Link to DIM_PAYMENT</w:t>
+              <w:t>(FK) Link to DIM_PAYMENT_METHOD</w:t>
+            </w:r>
+            <w:r>
+              <w:rPr/>
+              <w:t>S</w:t>
             </w:r>
           </w:p>
         </w:tc>
@@ -15166,18 +14924,19 @@
         <w:tblLook w:val="0000" w:noHBand="0" w:noVBand="0" w:firstColumn="0" w:lastRow="0" w:lastColumn="0" w:firstRow="0"/>
       </w:tblPr>
       <w:tblGrid>
-        <w:gridCol w:w="1156"/>
-        <w:gridCol w:w="1915"/>
-        <w:gridCol w:w="1858"/>
+        <w:gridCol w:w="1155"/>
+        <w:gridCol w:w="1916"/>
+        <w:gridCol w:w="1857"/>
         <w:gridCol w:w="1318"/>
-        <w:gridCol w:w="1485"/>
-        <w:gridCol w:w="1627"/>
+        <w:gridCol w:w="1486"/>
+        <w:gridCol w:w="1628"/>
+        <w:gridCol w:w="1"/>
       </w:tblGrid>
       <w:tr>
         <w:trPr/>
         <w:tc>
           <w:tcPr>
-            <w:tcW w:w="1156" w:type="dxa"/>
+            <w:tcW w:w="1155" w:type="dxa"/>
             <w:tcBorders>
               <w:top w:val="single" w:sz="4" w:space="0" w:color="76CDD8"/>
               <w:left w:val="single" w:sz="4" w:space="0" w:color="76CDD8"/>
@@ -15203,13 +14962,29 @@
                 <w:sz w:val="16"/>
                 <w:szCs w:val="16"/>
               </w:rPr>
-              <w:t>SALES_ID</w:t>
-            </w:r>
-          </w:p>
-        </w:tc>
-        <w:tc>
-          <w:tcPr>
-            <w:tcW w:w="1915" w:type="dxa"/>
+              <w:t>SAL</w:t>
+            </w:r>
+            <w:r>
+              <w:rPr>
+                <w:color w:val="FFFFFF" w:themeColor="background1"/>
+                <w:sz w:val="16"/>
+                <w:szCs w:val="16"/>
+              </w:rPr>
+              <w:t>E</w:t>
+            </w:r>
+            <w:r>
+              <w:rPr>
+                <w:color w:val="FFFFFF" w:themeColor="background1"/>
+                <w:sz w:val="16"/>
+                <w:szCs w:val="16"/>
+              </w:rPr>
+              <w:t>_ID</w:t>
+            </w:r>
+          </w:p>
+        </w:tc>
+        <w:tc>
+          <w:tcPr>
+            <w:tcW w:w="1916" w:type="dxa"/>
             <w:tcBorders>
               <w:top w:val="single" w:sz="4" w:space="0" w:color="76CDD8"/>
               <w:left w:val="single" w:sz="4" w:space="0" w:color="76CDD8"/>
@@ -15240,7 +15015,7 @@
         </w:tc>
         <w:tc>
           <w:tcPr>
-            <w:tcW w:w="1858" w:type="dxa"/>
+            <w:tcW w:w="1857" w:type="dxa"/>
             <w:tcBorders>
               <w:top w:val="single" w:sz="4" w:space="0" w:color="76CDD8"/>
               <w:left w:val="single" w:sz="4" w:space="0" w:color="76CDD8"/>
@@ -15267,7 +15042,7 @@
                 <w:sz w:val="16"/>
                 <w:szCs w:val="16"/>
               </w:rPr>
-              <w:t>SALES_CHANNEL</w:t>
+              <w:t>SALE_CHANNEL</w:t>
             </w:r>
           </w:p>
         </w:tc>
@@ -15305,7 +15080,7 @@
         </w:tc>
         <w:tc>
           <w:tcPr>
-            <w:tcW w:w="1485" w:type="dxa"/>
+            <w:tcW w:w="1486" w:type="dxa"/>
             <w:tcBorders>
               <w:top w:val="single" w:sz="4" w:space="0" w:color="76CDD8"/>
               <w:left w:val="single" w:sz="4" w:space="0" w:color="76CDD8"/>
@@ -15337,7 +15112,7 @@
         </w:tc>
         <w:tc>
           <w:tcPr>
-            <w:tcW w:w="1627" w:type="dxa"/>
+            <w:tcW w:w="1628" w:type="dxa"/>
             <w:tcBorders>
               <w:top w:val="single" w:sz="4" w:space="0" w:color="76CDD8"/>
               <w:left w:val="single" w:sz="4" w:space="0" w:color="76CDD8"/>
@@ -15369,7 +15144,7 @@
         </w:tc>
         <w:tc>
           <w:tcPr>
-            <w:tcW w:w="0" w:type="dxa"/>
+            <w:tcW w:w="1" w:type="dxa"/>
             <w:tcBorders>
               <w:top w:val="single" w:sz="4" w:space="0" w:color="76CDD8"/>
               <w:left w:val="single" w:sz="4" w:space="0" w:color="76CDD8"/>
@@ -15407,7 +15182,7 @@
         </w:trPr>
         <w:tc>
           <w:tcPr>
-            <w:tcW w:w="1156" w:type="dxa"/>
+            <w:tcW w:w="1155" w:type="dxa"/>
             <w:tcBorders>
               <w:top w:val="single" w:sz="4" w:space="0" w:color="76CDD8"/>
               <w:left w:val="single" w:sz="4" w:space="0" w:color="76CDD8"/>
@@ -15430,7 +15205,7 @@
         </w:tc>
         <w:tc>
           <w:tcPr>
-            <w:tcW w:w="1915" w:type="dxa"/>
+            <w:tcW w:w="1916" w:type="dxa"/>
             <w:tcBorders>
               <w:top w:val="single" w:sz="4" w:space="0" w:color="76CDD8"/>
               <w:left w:val="single" w:sz="4" w:space="0" w:color="76CDD8"/>
@@ -15452,7 +15227,7 @@
         </w:tc>
         <w:tc>
           <w:tcPr>
-            <w:tcW w:w="1858" w:type="dxa"/>
+            <w:tcW w:w="1857" w:type="dxa"/>
             <w:tcBorders>
               <w:top w:val="single" w:sz="4" w:space="0" w:color="76CDD8"/>
               <w:left w:val="single" w:sz="4" w:space="0" w:color="76CDD8"/>
@@ -15497,7 +15272,7 @@
         </w:tc>
         <w:tc>
           <w:tcPr>
-            <w:tcW w:w="1485" w:type="dxa"/>
+            <w:tcW w:w="1486" w:type="dxa"/>
             <w:tcBorders>
               <w:top w:val="single" w:sz="4" w:space="0" w:color="76CDD8"/>
               <w:left w:val="single" w:sz="4" w:space="0" w:color="76CDD8"/>
@@ -15519,7 +15294,7 @@
         </w:tc>
         <w:tc>
           <w:tcPr>
-            <w:tcW w:w="1627" w:type="dxa"/>
+            <w:tcW w:w="1628" w:type="dxa"/>
             <w:tcBorders>
               <w:top w:val="single" w:sz="4" w:space="0" w:color="76CDD8"/>
               <w:left w:val="single" w:sz="4" w:space="0" w:color="76CDD8"/>
@@ -15541,7 +15316,7 @@
         </w:tc>
         <w:tc>
           <w:tcPr>
-            <w:tcW w:w="0" w:type="dxa"/>
+            <w:tcW w:w="1" w:type="dxa"/>
             <w:tcBorders>
               <w:top w:val="single" w:sz="4" w:space="0" w:color="76CDD8"/>
               <w:left w:val="single" w:sz="4" w:space="0" w:color="76CDD8"/>
@@ -15589,20 +15364,20 @@
         <w:tblLook w:val="0000" w:noHBand="0" w:noVBand="0" w:firstColumn="0" w:lastRow="0" w:lastColumn="0" w:firstRow="0"/>
       </w:tblPr>
       <w:tblGrid>
-        <w:gridCol w:w="1335"/>
+        <w:gridCol w:w="1334"/>
         <w:gridCol w:w="1634"/>
-        <w:gridCol w:w="1350"/>
+        <w:gridCol w:w="1351"/>
         <w:gridCol w:w="1351"/>
         <w:gridCol w:w="1170"/>
         <w:gridCol w:w="1180"/>
-        <w:gridCol w:w="1337"/>
-        <w:gridCol w:w="2"/>
+        <w:gridCol w:w="1338"/>
+        <w:gridCol w:w="1"/>
       </w:tblGrid>
       <w:tr>
         <w:trPr/>
         <w:tc>
           <w:tcPr>
-            <w:tcW w:w="1335" w:type="dxa"/>
+            <w:tcW w:w="1334" w:type="dxa"/>
             <w:tcBorders>
               <w:top w:val="single" w:sz="4" w:space="0" w:color="76CDD8"/>
               <w:left w:val="single" w:sz="4" w:space="0" w:color="76CDD8"/>
@@ -15666,7 +15441,7 @@
         </w:tc>
         <w:tc>
           <w:tcPr>
-            <w:tcW w:w="1350" w:type="dxa"/>
+            <w:tcW w:w="1351" w:type="dxa"/>
             <w:tcBorders>
               <w:top w:val="single" w:sz="4" w:space="0" w:color="76CDD8"/>
               <w:left w:val="single" w:sz="4" w:space="0" w:color="76CDD8"/>
@@ -15793,7 +15568,7 @@
         </w:tc>
         <w:tc>
           <w:tcPr>
-            <w:tcW w:w="1337" w:type="dxa"/>
+            <w:tcW w:w="1338" w:type="dxa"/>
             <w:tcBorders>
               <w:top w:val="single" w:sz="4" w:space="0" w:color="76CDD8"/>
               <w:left w:val="single" w:sz="4" w:space="0" w:color="76CDD8"/>
@@ -15824,7 +15599,7 @@
         </w:tc>
         <w:tc>
           <w:tcPr>
-            <w:tcW w:w="2" w:type="dxa"/>
+            <w:tcW w:w="1" w:type="dxa"/>
             <w:tcBorders>
               <w:top w:val="single" w:sz="4" w:space="0" w:color="76CDD8"/>
               <w:left w:val="single" w:sz="4" w:space="0" w:color="76CDD8"/>
@@ -15862,7 +15637,7 @@
         </w:trPr>
         <w:tc>
           <w:tcPr>
-            <w:tcW w:w="1335" w:type="dxa"/>
+            <w:tcW w:w="1334" w:type="dxa"/>
             <w:tcBorders>
               <w:top w:val="single" w:sz="4" w:space="0" w:color="76CDD8"/>
               <w:left w:val="single" w:sz="4" w:space="0" w:color="76CDD8"/>
@@ -15906,7 +15681,7 @@
         </w:tc>
         <w:tc>
           <w:tcPr>
-            <w:tcW w:w="1350" w:type="dxa"/>
+            <w:tcW w:w="1351" w:type="dxa"/>
             <w:tcBorders>
               <w:top w:val="single" w:sz="4" w:space="0" w:color="76CDD8"/>
               <w:left w:val="single" w:sz="4" w:space="0" w:color="76CDD8"/>
@@ -15994,7 +15769,7 @@
         </w:tc>
         <w:tc>
           <w:tcPr>
-            <w:tcW w:w="1337" w:type="dxa"/>
+            <w:tcW w:w="1338" w:type="dxa"/>
             <w:tcBorders>
               <w:top w:val="single" w:sz="4" w:space="0" w:color="76CDD8"/>
               <w:left w:val="single" w:sz="4" w:space="0" w:color="76CDD8"/>
@@ -16016,7 +15791,7 @@
         </w:tc>
         <w:tc>
           <w:tcPr>
-            <w:tcW w:w="2" w:type="dxa"/>
+            <w:tcW w:w="1" w:type="dxa"/>
             <w:tcBorders>
               <w:top w:val="single" w:sz="4" w:space="0" w:color="76CDD8"/>
               <w:left w:val="single" w:sz="4" w:space="0" w:color="76CDD8"/>
@@ -16174,9 +15949,9 @@
         <w:ind w:left="431" w:hanging="431"/>
         <w:rPr/>
       </w:pPr>
-      <w:bookmarkStart w:id="32" w:name="_Toc509167638"/>
+      <w:bookmarkStart w:id="32" w:name="_Toc412572574"/>
       <w:bookmarkStart w:id="33" w:name="_Toc155614194"/>
-      <w:bookmarkStart w:id="34" w:name="_Toc412572574"/>
+      <w:bookmarkStart w:id="34" w:name="_Toc509167638"/>
       <w:r>
         <w:rPr/>
         <w:t>Logical Scheme</w:t>
@@ -16191,9 +15966,9 @@
         <w:ind w:left="431" w:hanging="431"/>
         <w:rPr/>
       </w:pPr>
-      <w:bookmarkStart w:id="35" w:name="_Toc155614195"/>
+      <w:bookmarkStart w:id="35" w:name="_Toc412572575"/>
       <w:bookmarkStart w:id="36" w:name="_Toc509167639"/>
-      <w:bookmarkStart w:id="37" w:name="_Toc412572575"/>
+      <w:bookmarkStart w:id="37" w:name="_Toc155614195"/>
       <w:r>
         <w:rPr/>
         <w:t>Data Flow</w:t>
@@ -16208,10 +15983,10 @@
         <w:ind w:left="431" w:hanging="431"/>
         <w:rPr/>
       </w:pPr>
-      <w:bookmarkStart w:id="38" w:name="_Hlk314571188"/>
-      <w:bookmarkStart w:id="39" w:name="_Toc155614196"/>
-      <w:bookmarkStart w:id="40" w:name="_Toc509167640"/>
-      <w:bookmarkStart w:id="41" w:name="_Toc412572576"/>
+      <w:bookmarkStart w:id="38" w:name="_Toc412572576"/>
+      <w:bookmarkStart w:id="39" w:name="_Toc509167640"/>
+      <w:bookmarkStart w:id="40" w:name="_Toc155614196"/>
+      <w:bookmarkStart w:id="41" w:name="_Hlk314571188"/>
       <w:r>
         <w:rPr/>
         <w:t>Fact Table Partitioning Strategy</w:t>
